--- a/lessons/6-11-group1/homework.docx
+++ b/lessons/6-11-group1/homework.docx
@@ -115,7 +115,7 @@
           <wp:inline distT="0" distB="0" distL="0" distR="0">
             <wp:extent cx="1047750" cy="790575"/>
             <wp:effectExtent t="0" r="0" b="0" l="0"/>
-            <wp:docPr id="1" name="" descr="" title=""/>
+            <wp:docPr id="1" name="Model" descr="Picture illustrating the vocabulary word &quot;Model&quot;" title="Model"/>
             <wp:cNvGraphicFramePr>
               <a:graphicFrameLocks xmlns:a="http://schemas.openxmlformats.org/drawingml/2006/main" noChangeAspect="1"/>
             </wp:cNvGraphicFramePr>
@@ -161,10 +161,10 @@
           <w:b/>
           <w:bCs/>
         </w:rPr>
-        <w:t xml:space="preserve">Fraction Division Problem Solving (Resolución de problemas de división de fracciones)</w:t>
-      </w:r>
-      <w:r>
-        <w:t xml:space="preserve"> — Use fraction division to find an unknown number of groups or the size of each group.</w:t>
+        <w:t xml:space="preserve">Model (Modelo)</w:t>
+      </w:r>
+      <w:r>
+        <w:t xml:space="preserve"> — A picture or math way to show a problem so you can solve it.</w:t>
       </w:r>
     </w:p>
     <w:p>
@@ -178,7 +178,7 @@
           <wp:inline distT="0" distB="0" distL="0" distR="0">
             <wp:extent cx="1047750" cy="790575"/>
             <wp:effectExtent t="0" r="0" b="0" l="0"/>
-            <wp:docPr id="1" name="" descr="" title=""/>
+            <wp:docPr id="1" name="Equation" descr="Picture illustrating the vocabulary word &quot;Equation&quot;" title="Equation"/>
             <wp:cNvGraphicFramePr>
               <a:graphicFrameLocks xmlns:a="http://schemas.openxmlformats.org/drawingml/2006/main" noChangeAspect="1"/>
             </wp:cNvGraphicFramePr>
@@ -224,10 +224,10 @@
           <w:b/>
           <w:bCs/>
         </w:rPr>
-        <w:t xml:space="preserve">Model (Modelo)</w:t>
-      </w:r>
-      <w:r>
-        <w:t xml:space="preserve"> — A picture or math way to show a problem so you can solve it.</w:t>
+        <w:t xml:space="preserve">Equation (Ecuación)</w:t>
+      </w:r>
+      <w:r>
+        <w:t xml:space="preserve"> — A math sentence with an equal sign showing both sides are the same.</w:t>
       </w:r>
     </w:p>
     <w:p>
@@ -241,7 +241,70 @@
           <wp:inline distT="0" distB="0" distL="0" distR="0">
             <wp:extent cx="1047750" cy="790575"/>
             <wp:effectExtent t="0" r="0" b="0" l="0"/>
-            <wp:docPr id="1" name="" descr="" title=""/>
+            <wp:docPr id="1" name="Solution" descr="Picture illustrating the vocabulary word &quot;Solution&quot;" title="Solution"/>
+            <wp:cNvGraphicFramePr>
+              <a:graphicFrameLocks xmlns:a="http://schemas.openxmlformats.org/drawingml/2006/main" noChangeAspect="1"/>
+            </wp:cNvGraphicFramePr>
+            <a:graphic xmlns:a="http://schemas.openxmlformats.org/drawingml/2006/main">
+              <a:graphicData uri="http://schemas.openxmlformats.org/drawingml/2006/picture">
+                <pic:pic xmlns:pic="http://schemas.openxmlformats.org/drawingml/2006/picture">
+                  <pic:nvPicPr>
+                    <pic:cNvPr id="0" name="" descr=""/>
+                    <pic:cNvPicPr>
+                      <a:picLocks noChangeAspect="1" noChangeArrowheads="1"/>
+                    </pic:cNvPicPr>
+                  </pic:nvPicPr>
+                  <pic:blipFill>
+                    <a:blip r:embed="rId8" cstate="none"/>
+                    <a:srcRect/>
+                    <a:stretch>
+                      <a:fillRect/>
+                    </a:stretch>
+                  </pic:blipFill>
+                  <pic:spPr bwMode="auto">
+                    <a:xfrm>
+                      <a:off x="0" y="0"/>
+                      <a:ext cx="1047750" cy="790575"/>
+                    </a:xfrm>
+                    <a:prstGeom prst="rect">
+                      <a:avLst/>
+                    </a:prstGeom>
+                  </pic:spPr>
+                </pic:pic>
+              </a:graphicData>
+            </a:graphic>
+          </wp:inline>
+        </w:drawing>
+      </w:r>
+    </w:p>
+    <w:p>
+      <w:pPr>
+        <w:keepNext/>
+        <w:spacing w:after="120"/>
+      </w:pPr>
+      <w:r>
+        <w:rPr>
+          <w:b/>
+          <w:bCs/>
+        </w:rPr>
+        <w:t xml:space="preserve">Solution (Solución)</w:t>
+      </w:r>
+      <w:r>
+        <w:t xml:space="preserve"> — A number that makes the equation or inequality true.</w:t>
+      </w:r>
+    </w:p>
+    <w:p>
+      <w:pPr>
+        <w:keepNext/>
+        <w:spacing w:after="20" w:before="80"/>
+        <w:jc w:val="center"/>
+      </w:pPr>
+      <w:r>
+        <w:drawing>
+          <wp:inline distT="0" distB="0" distL="0" distR="0">
+            <wp:extent cx="1047750" cy="790575"/>
+            <wp:effectExtent t="0" r="0" b="0" l="0"/>
+            <wp:docPr id="1" name="Reasonableness" descr="Picture illustrating the vocabulary word &quot;Reasonableness&quot;" title="Reasonableness"/>
             <wp:cNvGraphicFramePr>
               <a:graphicFrameLocks xmlns:a="http://schemas.openxmlformats.org/drawingml/2006/main" noChangeAspect="1"/>
             </wp:cNvGraphicFramePr>
@@ -287,10 +350,10 @@
           <w:b/>
           <w:bCs/>
         </w:rPr>
-        <w:t xml:space="preserve">Equation (Ecuación)</w:t>
-      </w:r>
-      <w:r>
-        <w:t xml:space="preserve"> — A math sentence with an equal sign showing both sides are the same.</w:t>
+        <w:t xml:space="preserve">Reasonableness (Razonabilidad)</w:t>
+      </w:r>
+      <w:r>
+        <w:t xml:space="preserve"> — Checking if your answer makes sense.</w:t>
       </w:r>
     </w:p>
     <w:p>
@@ -304,7 +367,7 @@
           <wp:inline distT="0" distB="0" distL="0" distR="0">
             <wp:extent cx="1047750" cy="790575"/>
             <wp:effectExtent t="0" r="0" b="0" l="0"/>
-            <wp:docPr id="1" name="" descr="" title=""/>
+            <wp:docPr id="1" name="Inverse operations" descr="Picture illustrating the vocabulary word &quot;Inverse operations&quot;" title="Inverse operations"/>
             <wp:cNvGraphicFramePr>
               <a:graphicFrameLocks xmlns:a="http://schemas.openxmlformats.org/drawingml/2006/main" noChangeAspect="1"/>
             </wp:cNvGraphicFramePr>
@@ -318,7 +381,7 @@
                     </pic:cNvPicPr>
                   </pic:nvPicPr>
                   <pic:blipFill>
-                    <a:blip r:embed="rId9" cstate="none"/>
+                    <a:blip r:embed="rId8" cstate="none"/>
                     <a:srcRect/>
                     <a:stretch>
                       <a:fillRect/>
@@ -350,132 +413,6 @@
           <w:b/>
           <w:bCs/>
         </w:rPr>
-        <w:t xml:space="preserve">Solution (Solución)</w:t>
-      </w:r>
-      <w:r>
-        <w:t xml:space="preserve"> — A number that makes the equation or inequality true.</w:t>
-      </w:r>
-    </w:p>
-    <w:p>
-      <w:pPr>
-        <w:keepNext/>
-        <w:spacing w:after="20" w:before="80"/>
-        <w:jc w:val="center"/>
-      </w:pPr>
-      <w:r>
-        <w:drawing>
-          <wp:inline distT="0" distB="0" distL="0" distR="0">
-            <wp:extent cx="1047750" cy="790575"/>
-            <wp:effectExtent t="0" r="0" b="0" l="0"/>
-            <wp:docPr id="1" name="" descr="" title=""/>
-            <wp:cNvGraphicFramePr>
-              <a:graphicFrameLocks xmlns:a="http://schemas.openxmlformats.org/drawingml/2006/main" noChangeAspect="1"/>
-            </wp:cNvGraphicFramePr>
-            <a:graphic xmlns:a="http://schemas.openxmlformats.org/drawingml/2006/main">
-              <a:graphicData uri="http://schemas.openxmlformats.org/drawingml/2006/picture">
-                <pic:pic xmlns:pic="http://schemas.openxmlformats.org/drawingml/2006/picture">
-                  <pic:nvPicPr>
-                    <pic:cNvPr id="0" name="" descr=""/>
-                    <pic:cNvPicPr>
-                      <a:picLocks noChangeAspect="1" noChangeArrowheads="1"/>
-                    </pic:cNvPicPr>
-                  </pic:nvPicPr>
-                  <pic:blipFill>
-                    <a:blip r:embed="rId10" cstate="none"/>
-                    <a:srcRect/>
-                    <a:stretch>
-                      <a:fillRect/>
-                    </a:stretch>
-                  </pic:blipFill>
-                  <pic:spPr bwMode="auto">
-                    <a:xfrm>
-                      <a:off x="0" y="0"/>
-                      <a:ext cx="1047750" cy="790575"/>
-                    </a:xfrm>
-                    <a:prstGeom prst="rect">
-                      <a:avLst/>
-                    </a:prstGeom>
-                  </pic:spPr>
-                </pic:pic>
-              </a:graphicData>
-            </a:graphic>
-          </wp:inline>
-        </w:drawing>
-      </w:r>
-    </w:p>
-    <w:p>
-      <w:pPr>
-        <w:keepNext/>
-        <w:spacing w:after="120"/>
-      </w:pPr>
-      <w:r>
-        <w:rPr>
-          <w:b/>
-          <w:bCs/>
-        </w:rPr>
-        <w:t xml:space="preserve">Reasonableness (Razonabilidad)</w:t>
-      </w:r>
-      <w:r>
-        <w:t xml:space="preserve"> — Checking if your answer makes sense.</w:t>
-      </w:r>
-    </w:p>
-    <w:p>
-      <w:pPr>
-        <w:keepNext/>
-        <w:spacing w:after="20" w:before="80"/>
-        <w:jc w:val="center"/>
-      </w:pPr>
-      <w:r>
-        <w:drawing>
-          <wp:inline distT="0" distB="0" distL="0" distR="0">
-            <wp:extent cx="1047750" cy="790575"/>
-            <wp:effectExtent t="0" r="0" b="0" l="0"/>
-            <wp:docPr id="1" name="" descr="" title=""/>
-            <wp:cNvGraphicFramePr>
-              <a:graphicFrameLocks xmlns:a="http://schemas.openxmlformats.org/drawingml/2006/main" noChangeAspect="1"/>
-            </wp:cNvGraphicFramePr>
-            <a:graphic xmlns:a="http://schemas.openxmlformats.org/drawingml/2006/main">
-              <a:graphicData uri="http://schemas.openxmlformats.org/drawingml/2006/picture">
-                <pic:pic xmlns:pic="http://schemas.openxmlformats.org/drawingml/2006/picture">
-                  <pic:nvPicPr>
-                    <pic:cNvPr id="0" name="" descr=""/>
-                    <pic:cNvPicPr>
-                      <a:picLocks noChangeAspect="1" noChangeArrowheads="1"/>
-                    </pic:cNvPicPr>
-                  </pic:nvPicPr>
-                  <pic:blipFill>
-                    <a:blip r:embed="rId9" cstate="none"/>
-                    <a:srcRect/>
-                    <a:stretch>
-                      <a:fillRect/>
-                    </a:stretch>
-                  </pic:blipFill>
-                  <pic:spPr bwMode="auto">
-                    <a:xfrm>
-                      <a:off x="0" y="0"/>
-                      <a:ext cx="1047750" cy="790575"/>
-                    </a:xfrm>
-                    <a:prstGeom prst="rect">
-                      <a:avLst/>
-                    </a:prstGeom>
-                  </pic:spPr>
-                </pic:pic>
-              </a:graphicData>
-            </a:graphic>
-          </wp:inline>
-        </w:drawing>
-      </w:r>
-    </w:p>
-    <w:p>
-      <w:pPr>
-        <w:keepNext/>
-        <w:spacing w:after="120"/>
-      </w:pPr>
-      <w:r>
-        <w:rPr>
-          <w:b/>
-          <w:bCs/>
-        </w:rPr>
         <w:t xml:space="preserve">Inverse operations (Operaciones inversas)</w:t>
       </w:r>
       <w:r>
@@ -524,15 +461,15 @@
         <w:spacing w:after="40" w:before="0"/>
       </w:pPr>
       <w:r>
-        <w:t xml:space="preserve">     A. 4/5 ÷ 1/10</w:t>
-      </w:r>
-    </w:p>
-    <w:p>
-      <w:pPr>
-        <w:spacing w:after="40" w:before="0"/>
-      </w:pPr>
-      <w:r>
-        <w:t xml:space="preserve">     B. 1/10 ÷ 4/5</w:t>
+        <w:t xml:space="preserve">     A. 1/10 ÷ 4/5</w:t>
+      </w:r>
+    </w:p>
+    <w:p>
+      <w:pPr>
+        <w:spacing w:after="40" w:before="0"/>
+      </w:pPr>
+      <w:r>
+        <w:t xml:space="preserve">     B. 4/5 ÷ 1/10</w:t>
       </w:r>
     </w:p>
     <w:p>
@@ -579,31 +516,31 @@
         <w:spacing w:after="40" w:before="0"/>
       </w:pPr>
       <w:r>
-        <w:t xml:space="preserve">     A. 4</w:t>
-      </w:r>
-    </w:p>
-    <w:p>
-      <w:pPr>
-        <w:spacing w:after="40" w:before="0"/>
-      </w:pPr>
-      <w:r>
-        <w:t xml:space="preserve">     B. 1/16</w:t>
-      </w:r>
-    </w:p>
-    <w:p>
-      <w:pPr>
-        <w:spacing w:after="40" w:before="0"/>
-      </w:pPr>
-      <w:r>
-        <w:t xml:space="preserve">     C. 16</w:t>
-      </w:r>
-    </w:p>
-    <w:p>
-      <w:pPr>
-        <w:spacing w:after="40" w:before="0"/>
-      </w:pPr>
-      <w:r>
-        <w:t xml:space="preserve">     D. 1/4</w:t>
+        <w:t xml:space="preserve">     A. 1/16</w:t>
+      </w:r>
+    </w:p>
+    <w:p>
+      <w:pPr>
+        <w:spacing w:after="40" w:before="0"/>
+      </w:pPr>
+      <w:r>
+        <w:t xml:space="preserve">     B. 1/4</w:t>
+      </w:r>
+    </w:p>
+    <w:p>
+      <w:pPr>
+        <w:spacing w:after="40" w:before="0"/>
+      </w:pPr>
+      <w:r>
+        <w:t xml:space="preserve">     C. 4</w:t>
+      </w:r>
+    </w:p>
+    <w:p>
+      <w:pPr>
+        <w:spacing w:after="40" w:before="0"/>
+      </w:pPr>
+      <w:r>
+        <w:t xml:space="preserve">     D. 16</w:t>
       </w:r>
     </w:p>
     <w:p>
@@ -626,204 +563,39 @@
           <w:b/>
           <w:bCs/>
         </w:rPr>
-        <w:t xml:space="preserve">3. Room 1 — Evidence Locker: Agent Torres has 7/8 pound of casting clay to lift footprints. Each cast uses 1/8 pound. How many casts can she make to unlock the door?</w:t>
-      </w:r>
-    </w:p>
-    <w:p>
-      <w:pPr>
-        <w:spacing w:after="40" w:before="0"/>
-      </w:pPr>
-      <w:r>
-        <w:t xml:space="preserve">     A. 7</w:t>
-      </w:r>
-    </w:p>
-    <w:p>
-      <w:pPr>
-        <w:spacing w:after="40" w:before="0"/>
-      </w:pPr>
-      <w:r>
-        <w:t xml:space="preserve">     B. 6</w:t>
-      </w:r>
-    </w:p>
-    <w:p>
-      <w:pPr>
-        <w:spacing w:after="40" w:before="0"/>
-      </w:pPr>
-      <w:r>
-        <w:t xml:space="preserve">     C. 8</w:t>
-      </w:r>
-    </w:p>
-    <w:p>
-      <w:pPr>
-        <w:spacing w:after="40" w:before="0"/>
-      </w:pPr>
-      <w:r>
-        <w:t xml:space="preserve">     D. 1/7</w:t>
-      </w:r>
-    </w:p>
-    <w:p>
-      <w:pPr>
-        <w:spacing w:after="60" w:before="120"/>
-      </w:pPr>
-      <w:r>
-        <w:rPr>
-          <w:color w:val="BBBBBB"/>
-        </w:rPr>
-        <w:t xml:space="preserve">______________________________________________________________________</w:t>
-      </w:r>
-    </w:p>
-    <w:p>
-      <w:pPr>
-        <w:spacing w:after="80" w:before="0"/>
-      </w:pPr>
-      <w:r>
-        <w:rPr>
-          <w:b/>
-          <w:bCs/>
-        </w:rPr>
-        <w:t xml:space="preserve">4. Room 2 — Surveillance Map: A suspect's trail is 5/6 of a mile. Hidden checkpoints are spaced every 1/6 of a mile. How many checkpoints are on the trail?</w:t>
-      </w:r>
-    </w:p>
-    <w:p>
-      <w:pPr>
-        <w:spacing w:after="40" w:before="0"/>
-      </w:pPr>
-      <w:r>
-        <w:t xml:space="preserve">     A. 5</w:t>
-      </w:r>
-    </w:p>
-    <w:p>
-      <w:pPr>
-        <w:spacing w:after="40" w:before="0"/>
-      </w:pPr>
-      <w:r>
-        <w:t xml:space="preserve">     B. 6</w:t>
-      </w:r>
-    </w:p>
-    <w:p>
-      <w:pPr>
-        <w:spacing w:after="40" w:before="0"/>
-      </w:pPr>
-      <w:r>
-        <w:t xml:space="preserve">     C. 1/5</w:t>
-      </w:r>
-    </w:p>
-    <w:p>
-      <w:pPr>
-        <w:spacing w:after="40" w:before="0"/>
-      </w:pPr>
-      <w:r>
-        <w:t xml:space="preserve">     D. 4</w:t>
-      </w:r>
-    </w:p>
-    <w:p>
-      <w:pPr>
-        <w:spacing w:after="60" w:before="120"/>
-      </w:pPr>
-      <w:r>
-        <w:rPr>
-          <w:color w:val="BBBBBB"/>
-        </w:rPr>
-        <w:t xml:space="preserve">______________________________________________________________________</w:t>
-      </w:r>
-    </w:p>
-    <w:p>
-      <w:pPr>
-        <w:spacing w:after="80" w:before="0"/>
-      </w:pPr>
-      <w:r>
-        <w:rPr>
-          <w:b/>
-          <w:bCs/>
-        </w:rPr>
-        <w:t xml:space="preserve">5. Room 5 — Final Keypad: The vault key code equals the number of 3/10-liter vials Torres can fill from a 9/10-liter bottle of fingerprint solution. What is the code?</w:t>
-      </w:r>
-    </w:p>
-    <w:p>
-      <w:pPr>
-        <w:spacing w:after="40" w:before="0"/>
-      </w:pPr>
-      <w:r>
-        <w:t xml:space="preserve">     A. 3</w:t>
-      </w:r>
-    </w:p>
-    <w:p>
-      <w:pPr>
-        <w:spacing w:after="40" w:before="0"/>
-      </w:pPr>
-      <w:r>
-        <w:t xml:space="preserve">     B. 9</w:t>
-      </w:r>
-    </w:p>
-    <w:p>
-      <w:pPr>
-        <w:spacing w:after="40" w:before="0"/>
-      </w:pPr>
-      <w:r>
-        <w:t xml:space="preserve">     C. 1/3</w:t>
-      </w:r>
-    </w:p>
-    <w:p>
-      <w:pPr>
-        <w:spacing w:after="40" w:before="0"/>
-      </w:pPr>
-      <w:r>
-        <w:t xml:space="preserve">     D. 6</w:t>
-      </w:r>
-    </w:p>
-    <w:p>
-      <w:pPr>
-        <w:spacing w:after="60" w:before="120"/>
-      </w:pPr>
-      <w:r>
-        <w:rPr>
-          <w:color w:val="BBBBBB"/>
-        </w:rPr>
-        <w:t xml:space="preserve">______________________________________________________________________</w:t>
-      </w:r>
-    </w:p>
-    <w:p>
-      <w:pPr>
-        <w:spacing w:after="80" w:before="0"/>
-      </w:pPr>
-      <w:r>
-        <w:rPr>
-          <w:b/>
-          <w:bCs/>
-        </w:rPr>
-        <w:t xml:space="preserve">6. Level 2 Extension — Escape the Wrong Operation</w:t>
-      </w:r>
-    </w:p>
-    <w:p>
-      <w:pPr>
-        <w:spacing w:after="40" w:before="0"/>
-      </w:pPr>
-      <w:r>
-        <w:t xml:space="preserve">   Step 1 (Problem): A tank holds 4/5 gallon of testing fluid. Each test uses 1/10 gallon. How many tests can be run to escape the lab?</w:t>
-      </w:r>
-    </w:p>
-    <w:p>
-      <w:pPr>
-        <w:spacing w:after="40" w:before="0"/>
-      </w:pPr>
-      <w:r>
-        <w:t xml:space="preserve">   Step 2 (Student's equation): 4/5 × 1/10</w:t>
-      </w:r>
-    </w:p>
-    <w:p>
-      <w:pPr>
-        <w:spacing w:after="40" w:before="0"/>
-      </w:pPr>
-      <w:r>
-        <w:t xml:space="preserve">   Step 3 (Solve): 4/5 × 1/10 = 4/50 = 2/25</w:t>
-      </w:r>
-    </w:p>
-    <w:p>
-      <w:pPr>
-        <w:spacing w:after="40" w:before="0"/>
-      </w:pPr>
-      <w:r>
-        <w:t xml:space="preserve">   Step 4 (Answer): 2/25 of a test</w:t>
+        <w:t xml:space="preserve">3. Spot the Common Mistake</w:t>
+      </w:r>
+    </w:p>
+    <w:p>
+      <w:pPr>
+        <w:spacing w:after="40" w:before="0"/>
+      </w:pPr>
+      <w:r>
+        <w:t xml:space="preserve">   Step 1 (Problem): A detective has 4/5 gallon of cleaning fluid. Each spray bottle holds 1/5 gallon. How many bottles can she fill?</w:t>
+      </w:r>
+    </w:p>
+    <w:p>
+      <w:pPr>
+        <w:spacing w:after="40" w:before="0"/>
+      </w:pPr>
+      <w:r>
+        <w:t xml:space="preserve">   Step 2 (Student's equation): 1/5 ÷ 4/5</w:t>
+      </w:r>
+    </w:p>
+    <w:p>
+      <w:pPr>
+        <w:spacing w:after="40" w:before="0"/>
+      </w:pPr>
+      <w:r>
+        <w:t xml:space="preserve">   Step 3 (Solve): 1/5 × 5/4 = 5/20 = 1/4</w:t>
+      </w:r>
+    </w:p>
+    <w:p>
+      <w:pPr>
+        <w:spacing w:after="40" w:before="0"/>
+      </w:pPr>
+      <w:r>
+        <w:t xml:space="preserve">   Step 4 (Answer): 1/4 of a bottle</w:t>
       </w:r>
     </w:p>
     <w:p>
@@ -880,39 +652,259 @@
           <w:b/>
           <w:bCs/>
         </w:rPr>
-        <w:t xml:space="preserve">7. Find the Problem-Solving Error</w:t>
-      </w:r>
-    </w:p>
-    <w:p>
-      <w:pPr>
-        <w:spacing w:after="40" w:before="0"/>
-      </w:pPr>
-      <w:r>
-        <w:t xml:space="preserve">   Step 1 (Problem): A tank has 3/4 gallon of water. Each bucket holds 1/6 gallon. How many buckets can be filled?</w:t>
-      </w:r>
-    </w:p>
-    <w:p>
-      <w:pPr>
-        <w:spacing w:after="40" w:before="0"/>
-      </w:pPr>
-      <w:r>
-        <w:t xml:space="preserve">   Step 2 (Student's equation): 1/6 ÷ 3/4</w:t>
-      </w:r>
-    </w:p>
-    <w:p>
-      <w:pPr>
-        <w:spacing w:after="40" w:before="0"/>
-      </w:pPr>
-      <w:r>
-        <w:t xml:space="preserve">   Step 3 (Solve): 1/6 × 4/3 = 4/18 = 2/9</w:t>
-      </w:r>
-    </w:p>
-    <w:p>
-      <w:pPr>
-        <w:spacing w:after="40" w:before="0"/>
-      </w:pPr>
-      <w:r>
-        <w:t xml:space="preserve">   Step 4 (Answer): 2/9 buckets</w:t>
+        <w:t xml:space="preserve">4. Marcus solved 2/3 ÷ 1/4 and got 8/3 = 2 2/3. He says 'That can't be right because I started with less than 1.' Is Marcus's math correct? Is his reasoning correct?</w:t>
+      </w:r>
+    </w:p>
+    <w:p>
+      <w:pPr>
+        <w:spacing w:after="40" w:before="0"/>
+      </w:pPr>
+      <w:r>
+        <w:t xml:space="preserve">     A. His math and reasoning are both correct — the answer should be less than 1</w:t>
+      </w:r>
+    </w:p>
+    <w:p>
+      <w:pPr>
+        <w:spacing w:after="40" w:before="0"/>
+      </w:pPr>
+      <w:r>
+        <w:t xml:space="preserve">     B. His math is wrong — the answer should be 1/6</w:t>
+      </w:r>
+    </w:p>
+    <w:p>
+      <w:pPr>
+        <w:spacing w:after="40" w:before="0"/>
+      </w:pPr>
+      <w:r>
+        <w:t xml:space="preserve">     C. His math is correct (2 2/3), but his reasoning is wrong — dividing by a small fraction gives a larger result</w:t>
+      </w:r>
+    </w:p>
+    <w:p>
+      <w:pPr>
+        <w:spacing w:after="40" w:before="0"/>
+      </w:pPr>
+      <w:r>
+        <w:t xml:space="preserve">     D. His math is wrong — the answer should be 8/12</w:t>
+      </w:r>
+    </w:p>
+    <w:p>
+      <w:pPr>
+        <w:spacing w:after="60" w:before="120"/>
+      </w:pPr>
+      <w:r>
+        <w:rPr>
+          <w:color w:val="BBBBBB"/>
+        </w:rPr>
+        <w:t xml:space="preserve">______________________________________________________________________</w:t>
+      </w:r>
+    </w:p>
+    <w:p>
+      <w:pPr>
+        <w:spacing w:after="80" w:before="0"/>
+      </w:pPr>
+      <w:r>
+        <w:rPr>
+          <w:b/>
+          <w:bCs/>
+        </w:rPr>
+        <w:t xml:space="preserve">5. Room 1 — Evidence Locker: Agent Torres has 7/8 pound of casting clay to lift footprints. Each cast uses 1/8 pound. How many casts can she make to unlock the door?</w:t>
+      </w:r>
+    </w:p>
+    <w:p>
+      <w:pPr>
+        <w:spacing w:after="40" w:before="0"/>
+      </w:pPr>
+      <w:r>
+        <w:t xml:space="preserve">     A. 1/7</w:t>
+      </w:r>
+    </w:p>
+    <w:p>
+      <w:pPr>
+        <w:spacing w:after="40" w:before="0"/>
+      </w:pPr>
+      <w:r>
+        <w:t xml:space="preserve">     B. 6</w:t>
+      </w:r>
+    </w:p>
+    <w:p>
+      <w:pPr>
+        <w:spacing w:after="40" w:before="0"/>
+      </w:pPr>
+      <w:r>
+        <w:t xml:space="preserve">     C. 7</w:t>
+      </w:r>
+    </w:p>
+    <w:p>
+      <w:pPr>
+        <w:spacing w:after="40" w:before="0"/>
+      </w:pPr>
+      <w:r>
+        <w:t xml:space="preserve">     D. 8</w:t>
+      </w:r>
+    </w:p>
+    <w:p>
+      <w:pPr>
+        <w:spacing w:after="60" w:before="120"/>
+      </w:pPr>
+      <w:r>
+        <w:rPr>
+          <w:color w:val="BBBBBB"/>
+        </w:rPr>
+        <w:t xml:space="preserve">______________________________________________________________________</w:t>
+      </w:r>
+    </w:p>
+    <w:p>
+      <w:pPr>
+        <w:spacing w:after="80" w:before="0"/>
+      </w:pPr>
+      <w:r>
+        <w:rPr>
+          <w:b/>
+          <w:bCs/>
+        </w:rPr>
+        <w:t xml:space="preserve">6. Room 2 — Surveillance Map: A suspect's trail is 5/6 of a mile. Hidden checkpoints are spaced every 1/6 of a mile. How many checkpoints are on the trail?</w:t>
+      </w:r>
+    </w:p>
+    <w:p>
+      <w:pPr>
+        <w:spacing w:after="40" w:before="0"/>
+      </w:pPr>
+      <w:r>
+        <w:t xml:space="preserve">     A. 1/5</w:t>
+      </w:r>
+    </w:p>
+    <w:p>
+      <w:pPr>
+        <w:spacing w:after="40" w:before="0"/>
+      </w:pPr>
+      <w:r>
+        <w:t xml:space="preserve">     B. 4</w:t>
+      </w:r>
+    </w:p>
+    <w:p>
+      <w:pPr>
+        <w:spacing w:after="40" w:before="0"/>
+      </w:pPr>
+      <w:r>
+        <w:t xml:space="preserve">     C. 5</w:t>
+      </w:r>
+    </w:p>
+    <w:p>
+      <w:pPr>
+        <w:spacing w:after="40" w:before="0"/>
+      </w:pPr>
+      <w:r>
+        <w:t xml:space="preserve">     D. 6</w:t>
+      </w:r>
+    </w:p>
+    <w:p>
+      <w:pPr>
+        <w:spacing w:after="60" w:before="120"/>
+      </w:pPr>
+      <w:r>
+        <w:rPr>
+          <w:color w:val="BBBBBB"/>
+        </w:rPr>
+        <w:t xml:space="preserve">______________________________________________________________________</w:t>
+      </w:r>
+    </w:p>
+    <w:p>
+      <w:pPr>
+        <w:spacing w:after="80" w:before="0"/>
+      </w:pPr>
+      <w:r>
+        <w:rPr>
+          <w:b/>
+          <w:bCs/>
+        </w:rPr>
+        <w:t xml:space="preserve">7. Room 5 — Final Keypad: The vault key code equals the number of 3/10-liter vials Torres can fill from a 9/10-liter bottle of fingerprint solution. What is the code?</w:t>
+      </w:r>
+    </w:p>
+    <w:p>
+      <w:pPr>
+        <w:spacing w:after="40" w:before="0"/>
+      </w:pPr>
+      <w:r>
+        <w:t xml:space="preserve">     A. 1/3</w:t>
+      </w:r>
+    </w:p>
+    <w:p>
+      <w:pPr>
+        <w:spacing w:after="40" w:before="0"/>
+      </w:pPr>
+      <w:r>
+        <w:t xml:space="preserve">     B. 3</w:t>
+      </w:r>
+    </w:p>
+    <w:p>
+      <w:pPr>
+        <w:spacing w:after="40" w:before="0"/>
+      </w:pPr>
+      <w:r>
+        <w:t xml:space="preserve">     C. 6</w:t>
+      </w:r>
+    </w:p>
+    <w:p>
+      <w:pPr>
+        <w:spacing w:after="40" w:before="0"/>
+      </w:pPr>
+      <w:r>
+        <w:t xml:space="preserve">     D. 9</w:t>
+      </w:r>
+    </w:p>
+    <w:p>
+      <w:pPr>
+        <w:spacing w:after="60" w:before="120"/>
+      </w:pPr>
+      <w:r>
+        <w:rPr>
+          <w:color w:val="BBBBBB"/>
+        </w:rPr>
+        <w:t xml:space="preserve">______________________________________________________________________</w:t>
+      </w:r>
+    </w:p>
+    <w:p>
+      <w:pPr>
+        <w:spacing w:after="80" w:before="0"/>
+      </w:pPr>
+      <w:r>
+        <w:rPr>
+          <w:b/>
+          <w:bCs/>
+        </w:rPr>
+        <w:t xml:space="preserve">8. Level 2 Extension — Escape the Wrong Operation</w:t>
+      </w:r>
+    </w:p>
+    <w:p>
+      <w:pPr>
+        <w:spacing w:after="40" w:before="0"/>
+      </w:pPr>
+      <w:r>
+        <w:t xml:space="preserve">   Step 1 (Problem): A tank holds 4/5 gallon of testing fluid. Each test uses 1/10 gallon. How many tests can be run to escape the lab?</w:t>
+      </w:r>
+    </w:p>
+    <w:p>
+      <w:pPr>
+        <w:spacing w:after="40" w:before="0"/>
+      </w:pPr>
+      <w:r>
+        <w:t xml:space="preserve">   Step 2 (Student's equation): 4/5 × 1/10</w:t>
+      </w:r>
+    </w:p>
+    <w:p>
+      <w:pPr>
+        <w:spacing w:after="40" w:before="0"/>
+      </w:pPr>
+      <w:r>
+        <w:t xml:space="preserve">   Step 3 (Solve): 4/5 × 1/10 = 4/50 = 2/25</w:t>
+      </w:r>
+    </w:p>
+    <w:p>
+      <w:pPr>
+        <w:spacing w:after="40" w:before="0"/>
+      </w:pPr>
+      <w:r>
+        <w:t xml:space="preserve">   Step 4 (Answer): 2/25 of a test</w:t>
       </w:r>
     </w:p>
     <w:p>
@@ -969,7 +961,23 @@
           <w:b/>
           <w:bCs/>
         </w:rPr>
-        <w:t xml:space="preserve">8. Write your own fraction division word problem where the answer is 8. Then show the equation, solve it step by step, and explain how you know your answer is reasonable.</w:t>
+        <w:t xml:space="preserve">9. Fix our table's thinking</w:t>
+      </w:r>
+    </w:p>
+    <w:p>
+      <w:pPr>
+        <w:spacing w:after="40" w:before="0"/>
+      </w:pPr>
+      <w:r>
+        <w:t xml:space="preserve">   Step 1 (The problem): Room 1 — Evidence Locker: Agent Torres has 7/8 pound of casting clay to lift footprints. Each cast uses 1/8 pound. How many casts can she make to unlock the door?</w:t>
+      </w:r>
+    </w:p>
+    <w:p>
+      <w:pPr>
+        <w:spacing w:after="40" w:before="0"/>
+      </w:pPr>
+      <w:r>
+        <w:t xml:space="preserve">   Step 2 (A classmate at our table answered): 6</w:t>
       </w:r>
     </w:p>
     <w:p>
@@ -981,18 +989,7 @@
           <w:i/>
           <w:iCs/>
         </w:rPr>
-        <w:t xml:space="preserve">Sentence starter: My word problem: ___. The equation is ___ ÷ ___ = ___. I solved it using KCF: ___ × ___ = ___. The answer 8 is reasonable because ___.</w:t>
-      </w:r>
-    </w:p>
-    <w:p>
-      <w:pPr>
-        <w:spacing w:after="60" w:before="120"/>
-      </w:pPr>
-      <w:r>
-        <w:rPr>
-          <w:color w:val="BBBBBB"/>
-        </w:rPr>
-        <w:t xml:space="preserve">______________________________________________________________________</w:t>
+        <w:t xml:space="preserve">Which step has the mistake? Explain and fix it:</w:t>
       </w:r>
     </w:p>
     <w:p>
@@ -1055,7 +1052,7 @@
           <w:b/>
           <w:bCs/>
         </w:rPr>
-        <w:t xml:space="preserve">1. A. 4/5 ÷ 1/10</w:t>
+        <w:t xml:space="preserve">1. B. 4/5 ÷ 1/10</w:t>
       </w:r>
     </w:p>
     <w:p>
@@ -1087,7 +1084,7 @@
           <w:b/>
           <w:bCs/>
         </w:rPr>
-        <w:t xml:space="preserve">2. A. 4</w:t>
+        <w:t xml:space="preserve">2. C. 4</w:t>
       </w:r>
     </w:p>
     <w:p>
@@ -1119,7 +1116,7 @@
           <w:b/>
           <w:bCs/>
         </w:rPr>
-        <w:t xml:space="preserve">3. A. 7</w:t>
+        <w:t xml:space="preserve">3. Spot the Common Mistake</w:t>
       </w:r>
     </w:p>
     <w:p>
@@ -1127,7 +1124,43 @@
         <w:spacing w:after="20" w:before="0"/>
       </w:pPr>
       <w:r>
-        <w:t xml:space="preserve">     The total (7/8 lb) is the dividend and each cast (1/8 lb) is the divisor: 7/8 ÷ 1/8 = 7/8 × 8/1 = 56/8 = 7 casts.</w:t>
+        <w:t xml:space="preserve">     The mistake is in Step 2.</w:t>
+      </w:r>
+    </w:p>
+    <w:p>
+      <w:pPr>
+        <w:spacing w:after="20" w:before="0"/>
+      </w:pPr>
+      <w:r>
+        <w:t xml:space="preserve">     Correct work: The total amount (4/5 gallon) must be the dividend and each bottle (1/5 gallon) the divisor, so the equation is 4/5 ÷ 1/5, not 1/5 ÷ 4/5. Solve: 4/5 × 5/1 = 20/5 = 4 bottles.</w:t>
+      </w:r>
+    </w:p>
+    <w:p>
+      <w:pPr>
+        <w:spacing w:after="80" w:before="0"/>
+      </w:pPr>
+      <w:r>
+        <w:t xml:space="preserve">     Watch for: In a division story the total comes first and the size of one group comes second. The 4/5 gallon is the total and 1/5 gallon is one bottle, so the equation is 4/5 ÷ 1/5, not 1/5 ÷ 4/5. Solving gives 4/5 × 5/1 = 20/5 = 4 bottles, which fits, because 4/5 is exactly four times 1/5.</w:t>
+      </w:r>
+    </w:p>
+    <w:p>
+      <w:pPr>
+        <w:spacing w:after="40" w:before="0"/>
+      </w:pPr>
+      <w:r>
+        <w:rPr>
+          <w:b/>
+          <w:bCs/>
+        </w:rPr>
+        <w:t xml:space="preserve">4. C. His math is correct (2 2/3), but his reasoning is wrong — dividing by a small fraction gives a larger result</w:t>
+      </w:r>
+    </w:p>
+    <w:p>
+      <w:pPr>
+        <w:spacing w:after="20" w:before="0"/>
+      </w:pPr>
+      <w:r>
+        <w:t xml:space="preserve">     2/3 ÷ 1/4 = 2/3 × 4/1 = 8/3 = 2 2/3. This IS correct. When you divide by a number less than 1, the quotient is greater than the dividend.</w:t>
       </w:r>
     </w:p>
     <w:p>
@@ -1151,7 +1184,7 @@
           <w:b/>
           <w:bCs/>
         </w:rPr>
-        <w:t xml:space="preserve">4. A. 5</w:t>
+        <w:t xml:space="preserve">5. C. 7</w:t>
       </w:r>
     </w:p>
     <w:p>
@@ -1159,7 +1192,7 @@
         <w:spacing w:after="20" w:before="0"/>
       </w:pPr>
       <w:r>
-        <w:t xml:space="preserve">     The total distance (5/6 mile) is the dividend and the checkpoint spacing (1/6 mile) is the divisor: 5/6 ÷ 1/6 = 5/6 × 6/1 = 30/6 = 5 checkpoints.</w:t>
+        <w:t xml:space="preserve">     The total is the dividend: 7/8 lb. Each cast is the divisor: 1/8 lb. So divide: 7/8 ÷ 1/8. Multiply by the reciprocal: 7/8 × 8/1 = 56/8 = 7 casts.</w:t>
       </w:r>
     </w:p>
     <w:p>
@@ -1183,7 +1216,7 @@
           <w:b/>
           <w:bCs/>
         </w:rPr>
-        <w:t xml:space="preserve">5. A. 3</w:t>
+        <w:t xml:space="preserve">6. C. 5</w:t>
       </w:r>
     </w:p>
     <w:p>
@@ -1191,7 +1224,7 @@
         <w:spacing w:after="20" w:before="0"/>
       </w:pPr>
       <w:r>
-        <w:t xml:space="preserve">     The total (9/10 liter) is the dividend and each vial (3/10 liter) is the divisor: 9/10 ÷ 3/10 = 9/10 × 10/3 = 90/30 = 3 vials, so the code is 3.</w:t>
+        <w:t xml:space="preserve">     The total distance is the dividend: 5/6 mile. The checkpoint spacing is the divisor: 1/6 mile. So divide: 5/6 ÷ 1/6. Multiply by the reciprocal: 5/6 × 6/1 = 30/6 = 5 checkpoints.</w:t>
       </w:r>
     </w:p>
     <w:p>
@@ -1215,7 +1248,7 @@
           <w:b/>
           <w:bCs/>
         </w:rPr>
-        <w:t xml:space="preserve">6. Level 2 Extension — Escape the Wrong Operation</w:t>
+        <w:t xml:space="preserve">7. B. 3</w:t>
       </w:r>
     </w:p>
     <w:p>
@@ -1223,6 +1256,38 @@
         <w:spacing w:after="20" w:before="0"/>
       </w:pPr>
       <w:r>
+        <w:t xml:space="preserve">     The total is the dividend: 9/10 liter. Each vial is the divisor: 3/10 liter. So divide: 9/10 ÷ 3/10. Multiply by the reciprocal: 9/10 × 10/3 = 90/30 = 3 vials, so the code is 3.</w:t>
+      </w:r>
+    </w:p>
+    <w:p>
+      <w:pPr>
+        <w:spacing w:after="80" w:before="0"/>
+      </w:pPr>
+      <w:r>
+        <w:rPr>
+          <w:i/>
+          <w:iCs/>
+        </w:rPr>
+        <w:t xml:space="preserve">     Watch for: A common mistake in Fraction Division Problem Solving is reversing which fraction is the dividend and which is the divisor when setting up the equation from a word problem. For example: a pitcher holds 3/4 cup of punch, and each serving is 1/8 cup — how many servings? The correct setup is total ÷ group size = 3/4 ÷ 1/8 = 3/4 × 8/1 = 24/4 = 6 servings. A student who reverses the setup calculates 1/8 ÷ 3/4 = 1/8 × 4/3 = 4/24 = 1/6, an answer smaller than 1 that can't possibly be a serving count. Before you submit, check: does my answer make sense as a NUMBER OF GROUPS? If the setup gives a fraction less than 1 for a 'how many' question, you likely swapped the dividend and divisor.</w:t>
+      </w:r>
+    </w:p>
+    <w:p>
+      <w:pPr>
+        <w:spacing w:after="40" w:before="0"/>
+      </w:pPr>
+      <w:r>
+        <w:rPr>
+          <w:b/>
+          <w:bCs/>
+        </w:rPr>
+        <w:t xml:space="preserve">8. Level 2 Extension — Escape the Wrong Operation</w:t>
+      </w:r>
+    </w:p>
+    <w:p>
+      <w:pPr>
+        <w:spacing w:after="20" w:before="0"/>
+      </w:pPr>
+      <w:r>
         <w:t xml:space="preserve">     The mistake is in Step 2.</w:t>
       </w:r>
     </w:p>
@@ -1251,7 +1316,7 @@
           <w:b/>
           <w:bCs/>
         </w:rPr>
-        <w:t xml:space="preserve">7. Find the Problem-Solving Error</w:t>
+        <w:t xml:space="preserve">9. Fix our table's thinking</w:t>
       </w:r>
     </w:p>
     <w:p>
@@ -1267,35 +1332,7 @@
         <w:spacing w:after="20" w:before="0"/>
       </w:pPr>
       <w:r>
-        <w:t xml:space="preserve">     Correct work: The equation should be 3/4 ÷ 1/6 (total ÷ group size). Then 3/4 × 6/1 = 18/4 = 4 1/2 buckets.</w:t>
-      </w:r>
-    </w:p>
-    <w:p>
-      <w:pPr>
-        <w:spacing w:after="80" w:before="0"/>
-      </w:pPr>
-      <w:r>
-        <w:t xml:space="preserve">     Watch for: The dividend and divisor are swapped. The 3/4 gallon is the total being split up and 1/6 gallon is one bucket, so the equation must be 3/4 ÷ 1/6 = 3/4 × 6/1 = 18/4 = 4 1/2 buckets. An answer of 2/9 of a bucket is a warning sign, since a 1/6-gallon bucket clearly fits inside 3/4 gallon more than once.</w:t>
-      </w:r>
-    </w:p>
-    <w:p>
-      <w:pPr>
-        <w:spacing w:after="40" w:before="0"/>
-      </w:pPr>
-      <w:r>
-        <w:rPr>
-          <w:b/>
-          <w:bCs/>
-        </w:rPr>
-        <w:t xml:space="preserve">8. Open response — answers will vary.</w:t>
-      </w:r>
-    </w:p>
-    <w:p>
-      <w:pPr>
-        <w:spacing w:after="80" w:before="0"/>
-      </w:pPr>
-      <w:r>
-        <w:t xml:space="preserve">     Look for key words: divide, = 8, reasonable, word problem, equation, reciprocal.</w:t>
+        <w:t xml:space="preserve">     Correct work: The correct answer is 7. The total (7/8 lb) is the dividend and each cast (1/8 lb) is the divisor: 7/8 ÷ 1/8 = 7/8 × 8/1 = 56/8 = 7 casts.</w:t>
       </w:r>
     </w:p>
     <w:sectPr>
@@ -1484,7 +1521,14 @@
 <file path=word/styles.xml><?xml version="1.0" encoding="utf-8"?>
 <w:styles xmlns:mc="http://schemas.openxmlformats.org/markup-compatibility/2006" xmlns:r="http://schemas.openxmlformats.org/officeDocument/2006/relationships" xmlns:w="http://schemas.openxmlformats.org/wordprocessingml/2006/main" xmlns:w14="http://schemas.microsoft.com/office/word/2010/wordml" xmlns:w15="http://schemas.microsoft.com/office/word/2012/wordml" mc:Ignorable="w14 w15">
   <w:docDefaults>
-    <w:rPrDefault/>
+    <w:rPrDefault>
+      <w:rPr>
+        <w:rFonts w:ascii="Arial" w:cs="Arial" w:eastAsia="Arial" w:hAnsi="Arial"/>
+        <w:sz w:val="22"/>
+        <w:szCs w:val="22"/>
+        <w:lang w:val="en-US"/>
+      </w:rPr>
+    </w:rPrDefault>
     <w:pPrDefault/>
   </w:docDefaults>
   <w:style w:type="paragraph" w:styleId="Title">
@@ -1502,10 +1546,16 @@
     <w:basedOn w:val="Normal"/>
     <w:next w:val="Normal"/>
     <w:qFormat/>
+    <w:pPr>
+      <w:keepNext/>
+    </w:pPr>
     <w:rPr>
-      <w:color w:val="2E74B5"/>
-      <w:sz w:val="32"/>
-      <w:szCs w:val="32"/>
+      <w:rFonts w:ascii="Arial" w:cs="Arial" w:eastAsia="Arial" w:hAnsi="Arial"/>
+      <w:b/>
+      <w:bCs/>
+      <w:color w:val="183E56"/>
+      <w:sz w:val="34"/>
+      <w:szCs w:val="34"/>
     </w:rPr>
   </w:style>
   <w:style w:type="paragraph" w:styleId="Heading2">
@@ -1513,8 +1563,14 @@
     <w:basedOn w:val="Normal"/>
     <w:next w:val="Normal"/>
     <w:qFormat/>
+    <w:pPr>
+      <w:keepNext/>
+    </w:pPr>
     <w:rPr>
-      <w:color w:val="2E74B5"/>
+      <w:rFonts w:ascii="Arial" w:cs="Arial" w:eastAsia="Arial" w:hAnsi="Arial"/>
+      <w:b/>
+      <w:bCs/>
+      <w:color w:val="176B70"/>
       <w:sz w:val="26"/>
       <w:szCs w:val="26"/>
     </w:rPr>

--- a/lessons/6-11-group1/homework.docx
+++ b/lessons/6-11-group1/homework.docx
@@ -1025,316 +1025,6 @@
         <w:t xml:space="preserve">______________________________________________________________________</w:t>
       </w:r>
     </w:p>
-    <w:p>
-      <w:r>
-        <w:br w:type="page"/>
-      </w:r>
-    </w:p>
-    <w:p>
-      <w:pPr>
-        <w:pStyle w:val="Heading1"/>
-        <w:spacing w:after="120"/>
-      </w:pPr>
-      <w:r>
-        <w:rPr>
-          <w:b/>
-          <w:bCs/>
-        </w:rPr>
-        <w:t xml:space="preserve">Answer Key (Teacher)</w:t>
-      </w:r>
-    </w:p>
-    <w:p>
-      <w:pPr>
-        <w:spacing w:after="40" w:before="0"/>
-      </w:pPr>
-      <w:r>
-        <w:rPr>
-          <w:b/>
-          <w:bCs/>
-        </w:rPr>
-        <w:t xml:space="preserve">1. B. 4/5 ÷ 1/10</w:t>
-      </w:r>
-    </w:p>
-    <w:p>
-      <w:pPr>
-        <w:spacing w:after="20" w:before="0"/>
-      </w:pPr>
-      <w:r>
-        <w:t xml:space="preserve">     The total (4/5 yard) is divided into groups of 1/10 yard each. The equation is 4/5 ÷ 1/10 = 4/5 × 10/1 = 40/5 = 8 bows.</w:t>
-      </w:r>
-    </w:p>
-    <w:p>
-      <w:pPr>
-        <w:spacing w:after="80" w:before="0"/>
-      </w:pPr>
-      <w:r>
-        <w:rPr>
-          <w:i/>
-          <w:iCs/>
-        </w:rPr>
-        <w:t xml:space="preserve">     Watch for: A common mistake in Fraction Division Problem Solving is reversing which fraction is the dividend and which is the divisor when setting up the equation from a word problem. For example: a pitcher holds 3/4 cup of punch, and each serving is 1/8 cup — how many servings? The correct setup is total ÷ group size = 3/4 ÷ 1/8 = 3/4 × 8/1 = 24/4 = 6 servings. A student who reverses the setup calculates 1/8 ÷ 3/4 = 1/8 × 4/3 = 4/24 = 1/6, an answer smaller than 1 that can't possibly be a serving count. Before you submit, check: does my answer make sense as a NUMBER OF GROUPS? If the setup gives a fraction less than 1 for a 'how many' question, you likely swapped the dividend and divisor.</w:t>
-      </w:r>
-    </w:p>
-    <w:p>
-      <w:pPr>
-        <w:spacing w:after="40" w:before="0"/>
-      </w:pPr>
-      <w:r>
-        <w:rPr>
-          <w:b/>
-          <w:bCs/>
-        </w:rPr>
-        <w:t xml:space="preserve">2. C. 4</w:t>
-      </w:r>
-    </w:p>
-    <w:p>
-      <w:pPr>
-        <w:spacing w:after="20" w:before="0"/>
-      </w:pPr>
-      <w:r>
-        <w:t xml:space="preserve">     1/2 ÷ 1/8 = 1/2 × 8/1 = 8/2 = 4 tests.</w:t>
-      </w:r>
-    </w:p>
-    <w:p>
-      <w:pPr>
-        <w:spacing w:after="80" w:before="0"/>
-      </w:pPr>
-      <w:r>
-        <w:rPr>
-          <w:i/>
-          <w:iCs/>
-        </w:rPr>
-        <w:t xml:space="preserve">     Watch for: A common mistake in Fraction Division Problem Solving is reversing which fraction is the dividend and which is the divisor when setting up the equation from a word problem. For example: a pitcher holds 3/4 cup of punch, and each serving is 1/8 cup — how many servings? The correct setup is total ÷ group size = 3/4 ÷ 1/8 = 3/4 × 8/1 = 24/4 = 6 servings. A student who reverses the setup calculates 1/8 ÷ 3/4 = 1/8 × 4/3 = 4/24 = 1/6, an answer smaller than 1 that can't possibly be a serving count. Before you submit, check: does my answer make sense as a NUMBER OF GROUPS? If the setup gives a fraction less than 1 for a 'how many' question, you likely swapped the dividend and divisor.</w:t>
-      </w:r>
-    </w:p>
-    <w:p>
-      <w:pPr>
-        <w:spacing w:after="40" w:before="0"/>
-      </w:pPr>
-      <w:r>
-        <w:rPr>
-          <w:b/>
-          <w:bCs/>
-        </w:rPr>
-        <w:t xml:space="preserve">3. Spot the Common Mistake</w:t>
-      </w:r>
-    </w:p>
-    <w:p>
-      <w:pPr>
-        <w:spacing w:after="20" w:before="0"/>
-      </w:pPr>
-      <w:r>
-        <w:t xml:space="preserve">     The mistake is in Step 2.</w:t>
-      </w:r>
-    </w:p>
-    <w:p>
-      <w:pPr>
-        <w:spacing w:after="20" w:before="0"/>
-      </w:pPr>
-      <w:r>
-        <w:t xml:space="preserve">     Correct work: The total amount (4/5 gallon) must be the dividend and each bottle (1/5 gallon) the divisor, so the equation is 4/5 ÷ 1/5, not 1/5 ÷ 4/5. Solve: 4/5 × 5/1 = 20/5 = 4 bottles.</w:t>
-      </w:r>
-    </w:p>
-    <w:p>
-      <w:pPr>
-        <w:spacing w:after="80" w:before="0"/>
-      </w:pPr>
-      <w:r>
-        <w:t xml:space="preserve">     Watch for: In a division story the total comes first and the size of one group comes second. The 4/5 gallon is the total and 1/5 gallon is one bottle, so the equation is 4/5 ÷ 1/5, not 1/5 ÷ 4/5. Solving gives 4/5 × 5/1 = 20/5 = 4 bottles, which fits, because 4/5 is exactly four times 1/5.</w:t>
-      </w:r>
-    </w:p>
-    <w:p>
-      <w:pPr>
-        <w:spacing w:after="40" w:before="0"/>
-      </w:pPr>
-      <w:r>
-        <w:rPr>
-          <w:b/>
-          <w:bCs/>
-        </w:rPr>
-        <w:t xml:space="preserve">4. C. His math is correct (2 2/3), but his reasoning is wrong — dividing by a small fraction gives a larger result</w:t>
-      </w:r>
-    </w:p>
-    <w:p>
-      <w:pPr>
-        <w:spacing w:after="20" w:before="0"/>
-      </w:pPr>
-      <w:r>
-        <w:t xml:space="preserve">     2/3 ÷ 1/4 = 2/3 × 4/1 = 8/3 = 2 2/3. This IS correct. When you divide by a number less than 1, the quotient is greater than the dividend.</w:t>
-      </w:r>
-    </w:p>
-    <w:p>
-      <w:pPr>
-        <w:spacing w:after="80" w:before="0"/>
-      </w:pPr>
-      <w:r>
-        <w:rPr>
-          <w:i/>
-          <w:iCs/>
-        </w:rPr>
-        <w:t xml:space="preserve">     Watch for: A common mistake in Fraction Division Problem Solving is reversing which fraction is the dividend and which is the divisor when setting up the equation from a word problem. For example: a pitcher holds 3/4 cup of punch, and each serving is 1/8 cup — how many servings? The correct setup is total ÷ group size = 3/4 ÷ 1/8 = 3/4 × 8/1 = 24/4 = 6 servings. A student who reverses the setup calculates 1/8 ÷ 3/4 = 1/8 × 4/3 = 4/24 = 1/6, an answer smaller than 1 that can't possibly be a serving count. Before you submit, check: does my answer make sense as a NUMBER OF GROUPS? If the setup gives a fraction less than 1 for a 'how many' question, you likely swapped the dividend and divisor.</w:t>
-      </w:r>
-    </w:p>
-    <w:p>
-      <w:pPr>
-        <w:spacing w:after="40" w:before="0"/>
-      </w:pPr>
-      <w:r>
-        <w:rPr>
-          <w:b/>
-          <w:bCs/>
-        </w:rPr>
-        <w:t xml:space="preserve">5. C. 7</w:t>
-      </w:r>
-    </w:p>
-    <w:p>
-      <w:pPr>
-        <w:spacing w:after="20" w:before="0"/>
-      </w:pPr>
-      <w:r>
-        <w:t xml:space="preserve">     The total is the dividend: 7/8 lb. Each cast is the divisor: 1/8 lb. So divide: 7/8 ÷ 1/8. Multiply by the reciprocal: 7/8 × 8/1 = 56/8 = 7 casts.</w:t>
-      </w:r>
-    </w:p>
-    <w:p>
-      <w:pPr>
-        <w:spacing w:after="80" w:before="0"/>
-      </w:pPr>
-      <w:r>
-        <w:rPr>
-          <w:i/>
-          <w:iCs/>
-        </w:rPr>
-        <w:t xml:space="preserve">     Watch for: A common mistake in Fraction Division Problem Solving is reversing which fraction is the dividend and which is the divisor when setting up the equation from a word problem. For example: a pitcher holds 3/4 cup of punch, and each serving is 1/8 cup — how many servings? The correct setup is total ÷ group size = 3/4 ÷ 1/8 = 3/4 × 8/1 = 24/4 = 6 servings. A student who reverses the setup calculates 1/8 ÷ 3/4 = 1/8 × 4/3 = 4/24 = 1/6, an answer smaller than 1 that can't possibly be a serving count. Before you submit, check: does my answer make sense as a NUMBER OF GROUPS? If the setup gives a fraction less than 1 for a 'how many' question, you likely swapped the dividend and divisor.</w:t>
-      </w:r>
-    </w:p>
-    <w:p>
-      <w:pPr>
-        <w:spacing w:after="40" w:before="0"/>
-      </w:pPr>
-      <w:r>
-        <w:rPr>
-          <w:b/>
-          <w:bCs/>
-        </w:rPr>
-        <w:t xml:space="preserve">6. C. 5</w:t>
-      </w:r>
-    </w:p>
-    <w:p>
-      <w:pPr>
-        <w:spacing w:after="20" w:before="0"/>
-      </w:pPr>
-      <w:r>
-        <w:t xml:space="preserve">     The total distance is the dividend: 5/6 mile. The checkpoint spacing is the divisor: 1/6 mile. So divide: 5/6 ÷ 1/6. Multiply by the reciprocal: 5/6 × 6/1 = 30/6 = 5 checkpoints.</w:t>
-      </w:r>
-    </w:p>
-    <w:p>
-      <w:pPr>
-        <w:spacing w:after="80" w:before="0"/>
-      </w:pPr>
-      <w:r>
-        <w:rPr>
-          <w:i/>
-          <w:iCs/>
-        </w:rPr>
-        <w:t xml:space="preserve">     Watch for: A common mistake in Fraction Division Problem Solving is reversing which fraction is the dividend and which is the divisor when setting up the equation from a word problem. For example: a pitcher holds 3/4 cup of punch, and each serving is 1/8 cup — how many servings? The correct setup is total ÷ group size = 3/4 ÷ 1/8 = 3/4 × 8/1 = 24/4 = 6 servings. A student who reverses the setup calculates 1/8 ÷ 3/4 = 1/8 × 4/3 = 4/24 = 1/6, an answer smaller than 1 that can't possibly be a serving count. Before you submit, check: does my answer make sense as a NUMBER OF GROUPS? If the setup gives a fraction less than 1 for a 'how many' question, you likely swapped the dividend and divisor.</w:t>
-      </w:r>
-    </w:p>
-    <w:p>
-      <w:pPr>
-        <w:spacing w:after="40" w:before="0"/>
-      </w:pPr>
-      <w:r>
-        <w:rPr>
-          <w:b/>
-          <w:bCs/>
-        </w:rPr>
-        <w:t xml:space="preserve">7. B. 3</w:t>
-      </w:r>
-    </w:p>
-    <w:p>
-      <w:pPr>
-        <w:spacing w:after="20" w:before="0"/>
-      </w:pPr>
-      <w:r>
-        <w:t xml:space="preserve">     The total is the dividend: 9/10 liter. Each vial is the divisor: 3/10 liter. So divide: 9/10 ÷ 3/10. Multiply by the reciprocal: 9/10 × 10/3 = 90/30 = 3 vials, so the code is 3.</w:t>
-      </w:r>
-    </w:p>
-    <w:p>
-      <w:pPr>
-        <w:spacing w:after="80" w:before="0"/>
-      </w:pPr>
-      <w:r>
-        <w:rPr>
-          <w:i/>
-          <w:iCs/>
-        </w:rPr>
-        <w:t xml:space="preserve">     Watch for: A common mistake in Fraction Division Problem Solving is reversing which fraction is the dividend and which is the divisor when setting up the equation from a word problem. For example: a pitcher holds 3/4 cup of punch, and each serving is 1/8 cup — how many servings? The correct setup is total ÷ group size = 3/4 ÷ 1/8 = 3/4 × 8/1 = 24/4 = 6 servings. A student who reverses the setup calculates 1/8 ÷ 3/4 = 1/8 × 4/3 = 4/24 = 1/6, an answer smaller than 1 that can't possibly be a serving count. Before you submit, check: does my answer make sense as a NUMBER OF GROUPS? If the setup gives a fraction less than 1 for a 'how many' question, you likely swapped the dividend and divisor.</w:t>
-      </w:r>
-    </w:p>
-    <w:p>
-      <w:pPr>
-        <w:spacing w:after="40" w:before="0"/>
-      </w:pPr>
-      <w:r>
-        <w:rPr>
-          <w:b/>
-          <w:bCs/>
-        </w:rPr>
-        <w:t xml:space="preserve">8. Level 2 Extension — Escape the Wrong Operation</w:t>
-      </w:r>
-    </w:p>
-    <w:p>
-      <w:pPr>
-        <w:spacing w:after="20" w:before="0"/>
-      </w:pPr>
-      <w:r>
-        <w:t xml:space="preserve">     The mistake is in Step 2.</w:t>
-      </w:r>
-    </w:p>
-    <w:p>
-      <w:pPr>
-        <w:spacing w:after="20" w:before="0"/>
-      </w:pPr>
-      <w:r>
-        <w:t xml:space="preserve">     Correct work: The question asks how many 1/10-gallon groups fit into 4/5 gallon, so this is division, not multiplication. The equation should be 4/5 ÷ 1/10 = 4/5 × 10/1 = 40/5 = 8 tests.</w:t>
-      </w:r>
-    </w:p>
-    <w:p>
-      <w:pPr>
-        <w:spacing w:after="80" w:before="0"/>
-      </w:pPr>
-      <w:r>
-        <w:t xml:space="preserve">     Watch for: The question asks how many 1/10-gallon groups fit inside 4/5 gallon, which calls for division, not multiplication. Multiplying produced 2/25, less than a single test, which cannot be right. The correct equation is 4/5 ÷ 1/10 = 4/5 × 10/1 = 40/5 = 8 tests.</w:t>
-      </w:r>
-    </w:p>
-    <w:p>
-      <w:pPr>
-        <w:spacing w:after="40" w:before="0"/>
-      </w:pPr>
-      <w:r>
-        <w:rPr>
-          <w:b/>
-          <w:bCs/>
-        </w:rPr>
-        <w:t xml:space="preserve">9. Fix our table's thinking</w:t>
-      </w:r>
-    </w:p>
-    <w:p>
-      <w:pPr>
-        <w:spacing w:after="20" w:before="0"/>
-      </w:pPr>
-      <w:r>
-        <w:t xml:space="preserve">     The mistake is in Step 2.</w:t>
-      </w:r>
-    </w:p>
-    <w:p>
-      <w:pPr>
-        <w:spacing w:after="20" w:before="0"/>
-      </w:pPr>
-      <w:r>
-        <w:t xml:space="preserve">     Correct work: The correct answer is 7. The total (7/8 lb) is the dividend and each cast (1/8 lb) is the divisor: 7/8 ÷ 1/8 = 7/8 × 8/1 = 56/8 = 7 casts.</w:t>
-      </w:r>
-    </w:p>
     <w:sectPr>
       <w:pgSz w:w="11906" w:h="16838" w:orient="portrait"/>
       <w:pgMar w:top="720" w:right="900" w:bottom="720" w:left="900" w:header="708" w:footer="708" w:gutter="0"/>
